--- a/Экономика_спорта_ответы_к_зачету.docx
+++ b/Экономика_спорта_ответы_к_зачету.docx
@@ -551,7 +551,32 @@
     </w:p>
     <w:p>
       <w:r>
-        <w:t>БОЛЕЛЬЩИК КАК ЭКОНОМИЧЕСКИЙ СУБЪЕКТ — это особый тип потребителя, который потребляет спортивный продукт (матчи, контент, атрибутику), руководствуясь не только рациональными, но прежде всего эмоциональными и идентификационными мотивами, и демонстрирующий устойчивую лояльность вне зависимости от качества продукта.</w:t>
+        <w:t>БОЛЕЛЬЩИК КАК ЭКОНОМИЧЕСКИЙ СУБЪЕКТ — это особый тип потребителя, который потребляет спортивный продукт (матчи, контент, атрибутику), руководствуясь не только рациональными, но прежде всего эмоциональными и идентификационными мотивами, и демонстрирующий устойчивую лояльность вне зависимости от качества продукта. Принципиальная мысль: «Без болельщика спорт остаётся соревнованием, но не индустрией» — именно болельщик превращает спортивное событие в экономический продукт.</w:t>
+      </w:r>
+    </w:p>
+    <w:p>
+      <w:r>
+        <w:t>Болельщик — центральный элемент спортивной экономики: он создаёт спрос, формирует рыночную стоимость прав на трансляцию, спонсорских пакетов, билетов, мерча и других продуктов. Без болельщицкой аудитории медиаправа ничего не стоят, спонсорство теряет смысл, а стадионы становятся убыточными объектами.</w:t>
+      </w:r>
+    </w:p>
+    <w:p>
+      <w:r>
+        <w:t>ПСИХОЛОГИЧЕСКИЕ МЕХАНИЗМЫ ПРИВЯЗАННОСТИ БОЛЕЛЬЩИКА:</w:t>
+      </w:r>
+    </w:p>
+    <w:p>
+      <w:r>
+        <w:t>Теория социальной идентичности (Henri Tajfel): болельщик относит себя к «своей» группе (фан-сообщество клуба) и противопоставляет её «чужой» (фанаты соперника). Это создаёт устойчивую психологическую связь: победа «нашего» клуба воспринимается как личная победа, поражение — как личная потеря.</w:t>
+      </w:r>
+    </w:p>
+    <w:p>
+      <w:r>
+        <w:t>Племенная модель: болельщик демонстрирует квазирелигиозную преданность клубу — цвета, символы, ритуалы (гимн перед матчем, кричалки) создают ощущение принадлежности к «племени». Это поведение не поддаётся логике выгоды.</w:t>
+      </w:r>
+    </w:p>
+    <w:p>
+      <w:r>
+        <w:t>Поведенческая зависимость: регулярное потребление спортивного контента формирует устойчивую привычку (habit formation). Болельщик «возвращается» снова и снова — даже при ухудшении качества команды.</w:t>
       </w:r>
     </w:p>
     <w:p>
@@ -620,7 +645,20 @@
     </w:p>
     <w:p>
       <w:r>
-        <w:t>ПОВЕДЕНЧЕСКАЯ ЭКОНОМИКА — раздел экономики, исследующий, как психологические, когнитивные, эмоциональные, культурные и социальные факторы влияют на принятие экономических решений людьми и организациями. В отличие от классической теории рационального агента, поведенческая экономика признаёт, что люди принимают решения нерационально и предсказуемо иррационально (Ричард Талер, Нобелевская премия 2017; Дэниел Канеман, Нобелевская премия 2002).</w:t>
+        <w:t>ПОВЕДЕНЧЕСКАЯ ЭКОНОМИКА — раздел экономики, объединяющий экономическую теорию и психологию для объяснения того, как люди реально принимают решения — не всегда рационально, а под влиянием эмоций, когнитивных искажений и социального контекста. Классическая экономика предполагает, что человек — рациональный агент (homo economicus), максимизирующий полезность. Поведенческая экономика доказывает, что это не так (Ричард Талер, Нобелевская премия 2017; Дэниел Канеман, Нобелевская премия 2002).</w:t>
+      </w:r>
+    </w:p>
+    <w:p>
+      <w:r>
+        <w:t>ПРИЗНАКИ ИРРАЦИОНАЛЬНОГО ПОВЕДЕНИЯ В СПОРТЕ:</w:t>
+        <w:br/>
+        <w:t>— Эмоциональные решения вместо расчётных («куплю абонемент, потому что люблю клуб», а не потому что это выгодно);</w:t>
+        <w:br/>
+        <w:t>— Сверхлояльность: болельщики остаются с клубом даже при ухудшении результатов, игнорируя объективные сигналы;</w:t>
+        <w:br/>
+        <w:t>— Переоценка «своих» и недооценка «чужих»: болельщики систематически переоценивают шансы своей команды;</w:t>
+        <w:br/>
+        <w:t>— Болезненная реакция на поражения: поражение воспринимается психологически тяжелее, чем победа приносит радости (ассиметрия эмоций — loss aversion).</w:t>
       </w:r>
     </w:p>
     <w:p>
@@ -686,6 +724,30 @@
     </w:p>
     <w:p>
       <w:r>
+        <w:t>ФУНДАМЕНТАЛЬНЫЙ ПРИНЦИП: Билет — скоропортящийся товар. Незаполненное место на матче не принесёт выручку никогда — «экономика пустого места». Цель ценообразования: максимизировать общую выручку, а не просто цену одного билета. Иными словами, полный стадион с умеренными ценами часто выгоднее полупустого с высокими.</w:t>
+      </w:r>
+    </w:p>
+    <w:p>
+      <w:r>
+        <w:t>СЕГМЕНТАЦИЯ АУДИТОРИИ КАК ОСНОВА ЦЕНООБРАЗОВАНИЯ:</w:t>
+        <w:br/>
+        <w:t>Клубы не продают «один билет» — они продают разным сегментам разный продукт по разной цене:</w:t>
+        <w:br/>
+        <w:t>— VIP и корпоративные клиенты: дорогие ложи, бизнес-услуги, премиальный hospitality (до 10 раз дороже обычного билета);</w:t>
+        <w:br/>
+        <w:t>— Лояльные болельщики: абонементы со скидкой (они гарантируют доход заранее);</w:t>
+        <w:br/>
+        <w:t>— Casual-болельщики: стандартные билеты, чувствительны к цене;</w:t>
+        <w:br/>
+        <w:t>— Семьи с детьми: специальные семейные тарифы и промоакции;</w:t>
+        <w:br/>
+        <w:t>— Студенты и молодёжь: скидки для формирования новой болельщицкой базы;</w:t>
+        <w:br/>
+        <w:t>— Туристы и случайные посетители: часто готовы платить дороже.</w:t>
+      </w:r>
+    </w:p>
+    <w:p>
+      <w:r>
         <w:t>ФАКТОРЫ ЦЕНООБРАЗОВАНИЯ БИЛЕТОВ:</w:t>
       </w:r>
     </w:p>
@@ -739,7 +801,7 @@
         <w:br/>
         <w:t>Примеры: NFL, NBA, MLB (США) — активно применяют с 2009 года. В России — начали применять ряд клубов в 2022–2025 гг. (ЦСКА, Зенит).</w:t>
         <w:br/>
-        <w:t>Цель: максимизация выручки от matchday, сокращение незаполненных мест.</w:t>
+        <w:t>Цель: максимизация выручки от matchday, сокращение незаполненных мест («экономика пустого места» — лучше продать дешевле, чем не продать вообще).</w:t>
         <w:br/>
         <w:t>Ограничения: вызывает недовольство лояльных болельщиков («нас наказывают за лояльность»); необходима прозрачность.</w:t>
       </w:r>
@@ -790,7 +852,22 @@
     </w:p>
     <w:p>
       <w:r>
-        <w:t>4. ГЛОБАЛИЗАЦИЯ БОЛЕЛЬЩИЦКОЙ БАЗЫ: Топ-клубы (Реал, Барселона, МЮ) имеют миллиарды глобальных болельщиков. РПЛ имеет незначительную международную аудиторию. Влияние: международные туры клубов (предсезонные матчи в Азии, США); рост стоимости международных медиаправ.</w:t>
+        <w:t>4. ГЛОБАЛИЗАЦИЯ БОЛЕЛЬЩИЦКОЙ БАЗЫ: Топ-клубы (Реал, Барселона, МЮ) имеют миллиарды глобальных болельщиков. Сформировался новый тип болельщика — «глобальный болельщик» (global fan), который никогда не посещал стадион клуба, за который болеет, но является активным потребителем медиаконтента и атрибутики.</w:t>
+      </w:r>
+    </w:p>
+    <w:p>
+      <w:r>
+        <w:t>Сравнение: ЛОКАЛЬНЫЙ болельщик — живёт в городе клуба, ходит на стадион, реагирует на местные события (результат, трансферы). ГЛОБАЛЬНЫЙ болельщик — живёт на другом континенте, потребляет контент через стриминг и соцсети, покупает мерч онлайн, менее чувствителен к краткосрочным результатам.</w:t>
+      </w:r>
+    </w:p>
+    <w:p>
+      <w:r>
+        <w:t>Инструменты глобализации: международные предсезонные туры (АПЛ-клубы играют в США, Азии, Австралии); многоязычные соцсети и контент; стриминговые платформы без географических ограничений; международные академии и программы развития.</w:t>
+      </w:r>
+    </w:p>
+    <w:p>
+      <w:r>
+        <w:t>РПЛ имеет незначительную международную аудиторию. Влияние: международные туры клубов (предсезонные матчи в Азии, США); рост стоимости международных медиаправ.</w:t>
       </w:r>
     </w:p>
     <w:p>
@@ -833,7 +910,7 @@
       <w:r>
         <w:t>ОСНОВНЫЕ ОТЛИЧИЯ ОТ ОБЫЧНОГО РАБОТНИКА:</w:t>
         <w:br/>
-        <w:t>1. ОЧЕНЬ КОРОТКАЯ КАРЬЕРА: средний возраст выхода на пик — 24–28 лет, средняя длина карьеры — 10–15 лет (в сравнении с 40+ годами у обычного работника). Это требует максимизации дохода за короткий период.</w:t>
+        <w:t>1. ОЧЕНЬ КОРОТКАЯ КАРЬЕРА: средний возраст выхода на пик — 24–28 лет; пенсионный возраст в спорте — 30–35 лет, что кардинально отличается от обычного работника с горизонтом карьеры 40+ лет. Это требует максимизации дохода за короткий период.</w:t>
         <w:br/>
         <w:t>2. УНИКАЛЬНЫЙ И НЕВОСПРОИЗВОДИМЫЙ «ПРОДУКТ»: Спортсмен — продукт ограниченного предложения; таланты не масштабируются. Это создаёт «рынок суперзвёзд» (winner-takes-all).</w:t>
         <w:br/>
@@ -850,34 +927,37 @@
     </w:p>
     <w:p>
       <w:r>
-        <w:t>КЛЮЧЕВЫЕ НАВЫКИ СПОРТСМЕНА:</w:t>
+        <w:t>НАВЫКИ СПОРТСМЕНА КАК «ЧЕЛОВЕЧЕСКИЙ КАПИТАЛ»:</w:t>
         <w:br/>
-        <w:t>- Физические: скорость, сила, выносливость, координация;</w:t>
-        <w:br/>
-        <w:t>- Технические: специфические спортивные навыки (удар в футболе, бросок в баскетболе);</w:t>
-        <w:br/>
-        <w:t>- Тактические: понимание игры, принятие решений;</w:t>
-        <w:br/>
-        <w:t>- Ментальные: стрессоустойчивость, концентрация, психологическая устойчивость;</w:t>
-        <w:br/>
-        <w:t>- Командные: коммуникация, лидерство, работа под давлением — высоко ценятся в бизнес-среде после завершения карьеры.</w:t>
+        <w:t>Навыки спортсмена — это его активы, которые он «продаёт» на рынке труда. Они делятся на несколько групп:</w:t>
       </w:r>
     </w:p>
     <w:p>
       <w:r>
-        <w:t>ИНВЕСТИЦИИ В «ЧЕЛОВЕЧЕСКИЙ КАПИТАЛ»:</w:t>
+        <w:t>— Физические данные: природные характеристики (рост, скорость реакции, VO2 max, взрывная сила); часть из них дана генетически, часть развивается тренировками;</w:t>
         <w:br/>
-        <w:t>- Детская академия (с 5–7 лет) — 10–15 лет обучения до профессионального дебюта;</w:t>
+        <w:t>— Техника: специфические спортивные навыки (удар в футболе, бросок в баскетболе, стиль плавания); формируется годами практики;</w:t>
         <w:br/>
-        <w:t>- Питание, восстановление, медицинское обслуживание;</w:t>
+        <w:t>— Опыт и «игровой интеллект»: тактическое понимание, умение читать игру, принятие решений в долях секунды — это то, что отличает топ-игрока от среднего при одинаковых физических данных;</w:t>
         <w:br/>
-        <w:t>- Психологическая подготовка и ментальный коучинг;</w:t>
+        <w:t>— Личный бренд: медийность, популярность в соцсетях, узнаваемость — напрямую монетизируется через зарплату, рекламные контракты, стоимость трансфера.</w:t>
+      </w:r>
+    </w:p>
+    <w:p>
+      <w:r>
+        <w:t>ИНВЕСТИЦИИ В ЧЕЛОВЕЧЕСКИЙ КАПИТАЛ СПОРТСМЕНА:</w:t>
         <w:br/>
-        <w:t>- Индивидуальные тренировки со специалистами;</w:t>
+        <w:t>Путь спортсмена — это многолетние инвестиции со стороны государства (тренировочные секции, ДЮСШ), академий клубов и самого спортсмена:</w:t>
         <w:br/>
-        <w:t>- Образование (параллельно): менеджмент, финансы (для жизни после спорта);</w:t>
+        <w:t>- Детские государственные секции: бесплатное начальное образование (5–12 лет);</w:t>
         <w:br/>
-        <w:t>- Инвестиции со стороны клуба в академии — до нескольких миллионов евро в год.</w:t>
+        <w:t>- Академии клубов: топ-академии (Аякс, Барселона La Masia) инвестируют до €10 млн в год в подготовку одного поколения игроков;</w:t>
+        <w:br/>
+        <w:t>- Здоровье и восстановление: питание, медицинское сопровождение, физиотерапия — системные инвестиции с подросткового возраста;</w:t>
+        <w:br/>
+        <w:t>- Психологическая подготовка: ментальный коучинг, работа со стрессом, управление давлением публичности;</w:t>
+        <w:br/>
+        <w:t>- Образование (параллельно): менеджмент, финансы — для жизни после спорта (горизонт 30–35 лет — уход из активного спорта).</w:t>
       </w:r>
     </w:p>
     <w:p>
@@ -906,7 +986,17 @@
     </w:p>
     <w:p>
       <w:r>
-        <w:t>РЫНОК ТРУДА В СПОРТЕ — это совокупность экономических отношений по поводу найма, оплаты труда и условий работы профессиональных спортсменов, тренеров, технического персонала и работников смежных индустрий (фитнес, менеджмент, образование). Рынок охватывает как профессиональный спорт, так и смежные индустрии.</w:t>
+        <w:t>РЫНОК ТРУДА В СПОРТЕ — это система экономических отношений между клубами (работодателями, формирующими спрос) и спортсменами (носителями навыков и умений, формирующими предложение), в которой устанавливается цена труда (зарплата). Это рынок, где продаётся и покупается специфический «товар» — спортивные навыки и результаты.</w:t>
+      </w:r>
+    </w:p>
+    <w:p>
+      <w:r>
+        <w:t>Ключевая особенность: высокая неопределённость — результат не зависит только от одного спортсмена. Даже лучший игрок может не принести победу команде, а значит, оценка «ценности» труда всегда содержит элемент неопределённости.</w:t>
+      </w:r>
+    </w:p>
+    <w:p>
+      <w:r>
+        <w:t>Рынок охватывает как профессиональный спорт, так и смежные индустрии (фитнес, менеджмент, образование).</w:t>
       </w:r>
     </w:p>
     <w:p>
@@ -972,34 +1062,57 @@
     </w:p>
     <w:p>
       <w:r>
-        <w:t>В профессиональном спорте выделяются две основные модели организации рынка труда:</w:t>
+        <w:t>В профессиональном спорте вид труда (командный или индивидуальный) определяет модель рынка труда и порядок формирования зарплат.</w:t>
       </w:r>
     </w:p>
     <w:p>
       <w:r>
-        <w:t>МОДЕЛЬ 1 — ОТКРЫТЫЙ РЫНОК (Европейская/открытолиговая модель):</w:t>
+        <w:t>КОМАНДНЫЙ СПОРТ — спортсмен является наёмным работником клуба:</w:t>
         <w:br/>
-        <w:t>Характеристики: нет ограничений на зарплаты; клуб может платить столько, сколько считает нужным; трансфер + зарплатный контракт = основной механизм.</w:t>
+        <w:t>Типы экономических моделей командного спорта:</w:t>
         <w:br/>
-        <w:t>Формирование зарплаты: переговоры между клубом и агентом игрока. Факторы: спортивные показатели (голы, ассисты, рейтинги), медийность, возраст, длина контракта, конкуренция других клубов за игрока. Рыночная цена определяется спросом на конкретного игрока.</w:t>
+        <w:t>1. Рыночная модель: клуб — частная коммерческая организация, зарплаты формируются рынком. Примеры: АПЛ, Ла Лига.</w:t>
         <w:br/>
-        <w:t>Примеры: АПЛ, Ла Лига, Бундеслига, РПЛ.</w:t>
+        <w:t>2. Франшизная модель: клуб — франшиза закрытой лиги с жёсткими правилами (salary cap, драфт). Примеры: NBA, NFL, NHL.</w:t>
+        <w:br/>
+        <w:t>3. Государственная модель: клуб финансируется из бюджета или госкорпорации, коммерческая логика вторична. Примеры: большинство клубов РПЛ и КХЛ (Зенит — Газпром, Локомотив — РЖД).</w:t>
+        <w:br/>
+        <w:t>4. Гибридная модель: сочетание частного и государственного финансирования. Примеры: ряд европейских клубов с муниципальным участием.</w:t>
+        <w:br/>
+        <w:t>5. Социально-клубная модель (правило 50+1): клуб принадлежит болельщикам (не может быть куплен единоличным владельцем). Примеры: Бундеслига (правило 50+1), FC Barcelona, Real Madrid. Правило 50+1: болельщики должны владеть более 50% голосующих акций — клуб остаётся «народным».</w:t>
       </w:r>
     </w:p>
     <w:p>
       <w:r>
-        <w:t>МОДЕЛЬ 2 — РЕГУЛИРУЕМЫЙ РЫНОК (Американская/закрытолиговая модель):</w:t>
+        <w:t>ИНДИВИДУАЛЬНЫЙ СПОРТ — спортсмен выступает как самостоятельный агент или мини-предприниматель:</w:t>
         <w:br/>
-        <w:t>Характеристики: salary cap (потолок зарплат) — максимальная совокупная зарплата команды; floor (минимальная совокупная зарплата); драфт молодых игроков (rookie draft) — ограничивает зарплаты новичков; ограниченная свобода агентства (restricted free agency).</w:t>
+        <w:t>Типы экономических моделей индивидуального спорта:</w:t>
         <w:br/>
-        <w:t>Формирование зарплаты: в рамках salary cap; молодые игроки получают по rookie scale (утверждённая шкала); ветераны — по max contract (максимальный контракт, ограниченный правилами лиги).</w:t>
+        <w:t>1. Турнирная модель: доход = призовые от турниров (теннис, гольф, шахматы). Призовые фонды формируются организаторами. Примеры: ATP/WTA (теннис), PGA Tour (гольф).</w:t>
         <w:br/>
-        <w:t>Примеры: NBA, NHL, NFL, MLB.</w:t>
+        <w:t>2. Федеративная модель: спортсмен получает государственную стипендию/поддержку через национальную федерацию. Примеры: лёгкая атлетика, плавание — сборные национальных команд.</w:t>
+        <w:br/>
+        <w:t>3. Смешанная модель: призовые + государственная поддержка + спонсорство. Примеры: лыжные гонки, биатлон.</w:t>
+        <w:br/>
+        <w:t>4. Коммерческая модель: доход преимущественно от спонсорских контрактов и медийности. Примеры: Формула-1, топ-гольф.</w:t>
+        <w:br/>
+        <w:t>5. Низкодоходная модель: спортсмен работает на другой работе, спорт — не главный источник дохода. Большинство видов спорта на любительском и полупрофессиональном уровне.</w:t>
       </w:r>
     </w:p>
     <w:p>
       <w:r>
-        <w:t>5 КЛЮЧЕВЫХ ОТЛИЧИЙ:</w:t>
+        <w:t>ПОРЯДОК ФОРМИРОВАНИЯ ЗАРПЛАТ:</w:t>
+        <w:br/>
+        <w:t>— В командном спорте (рыночная модель): переговоры клуб ↔ агент игрока. Факторы: статистика, возраст, медийность, конкуренция клубов.</w:t>
+        <w:br/>
+        <w:t>— В командном спорте (франшизная модель): зарплата ограничена salary cap; молодые — rookie scale; ветераны — max contract в рамках правил лиги.</w:t>
+        <w:br/>
+        <w:t>— В индивидуальном спорте (турнирная): рейтинг → посевы → призовые фонды; топ-игроки зарабатывают многократно больше нижних строчек.</w:t>
+      </w:r>
+    </w:p>
+    <w:p>
+      <w:r>
+        <w:t>5 КЛЮЧЕВЫХ ОТЛИЧИЙ (открытый рыночный vs регулируемый франшизный):</w:t>
         <w:br/>
         <w:t>1. Зарплатный потолок: в регулируемом рынке есть (salary cap), в открытом — нет.</w:t>
         <w:br/>
@@ -1058,7 +1171,7 @@
     </w:p>
     <w:p>
       <w:r>
-        <w:t>4. МЕДИЙНОСТЬ И МАРКЕТИНГОВАЯ ЦЕННОСТЬ: спортсмен с большой аудиторией в соцсетях стоит дороже для клуба (дополнительный маркетинг, продажа мерча). Cristiano Ronaldo — крайний случай: его переход в Аль-Наср в 2023 г. значительно увеличил число подписчиков клуба в соцсетях.</w:t>
+        <w:t>4. МЕДИЙНОСТЬ И МАРКЕТИНГОВАЯ ЦЕННОСТЬ: спортсмен с большой аудиторией в соцсетях стоит дороже для клуба (дополнительный маркетинг, продажа мерча). Игроки приносят доход клубу не только через результат на поле, но через медиаизвестность и любовь фанатов: новые болельщики, мерч, рост стоимости трансляций. Cristiano Ronaldo — крайний случай: его переход в Аль-Наср в 2023 г. значительно увеличил число подписчиков клуба, а по данным Forbes (2025), его совокупный годовой доход составил порядка $280 млн (зарплата + рекламные контракты + бизнес).</w:t>
       </w:r>
     </w:p>
     <w:p>
@@ -1104,7 +1217,33 @@
     </w:p>
     <w:p>
       <w:r>
-        <w:t>ТРАНСФЕР (Transfer) — это передача спортсмена из одного клуба в другой. В узком смысле — это выкуп клубом права на трудовой договор (контракт) с игроком у другого клуба с выплатой трансферной компенсации (transfer fee). Трансферы являются одним из ключевых механизмов рынка труда в профессиональном спорте.</w:t>
+        <w:t>ТРАНСФЕР как инвестиция клуба: Трансфер — это не просто покупка игрока, это инвестиция клуба в актив. Клуб платит трансферную компенсацию + зарплату, рассчитывая получить отдачу в виде результатов, медиаценности и будущей перепродажи. При этом зарплата игрока ≠ стоимость трансфера: это два разных платежа с разной экономической природой.</w:t>
+      </w:r>
+    </w:p>
+    <w:p>
+      <w:r>
+        <w:t>ОПРЕДЕЛЕНИЕ: Трансфер (Transfer) — это передача спортсмена из одного клуба в другой с выплатой трансферной компенсации (transfer fee) и заключением нового контрактного соглашения. Трансфер является одновременно операцией рынка труда (найм нового «сотрудника») и рынка активов (покупка актива, который будет амортизироваться).</w:t>
+      </w:r>
+    </w:p>
+    <w:p>
+      <w:r>
+        <w:t>ТРАНСФЕРНЫЙ РЫНОК = рынок труда + рынок активов + рынок ожиданий:</w:t>
+        <w:br/>
+        <w:t>— Рынок труда: клуб покупает «услуги» спортсмена на N лет;</w:t>
+        <w:br/>
+        <w:t>— Рынок активов: трансферная стоимость отражается в балансе клуба как нематериальный актив и амортизируется;</w:t>
+        <w:br/>
+        <w:t>— Рынок ожиданий: реальная стоимость определяется не только текущими показателями, но и ожиданиями будущего роста (молодой перспективный игрок стоит дороже, чем его текущая статистика оправдывает).</w:t>
+      </w:r>
+    </w:p>
+    <w:p>
+      <w:r>
+        <w:t>РОЛЬ АГЕНТОВ: Агент — ключевой посредник на трансферном рынке. Он ведёт переговоры от имени игрока, создаёт «аукцион» между несколькими клубами для повышения цены, получает комиссию (исторически 5–15% от стоимости сделки). С 2023 г. FIFA ввела обязательное лицензирование агентов и ограничила максимальную комиссию (3–10% в зависимости от ситуации).</w:t>
+      </w:r>
+    </w:p>
+    <w:p>
+      <w:r>
+        <w:t>ТРАНСФЕРНАЯ ИНФЛЯЦИЯ: Рынок трансферов подвержен инфляции — цены систематически растут. Рекордные трансферы: Неймар (Барселона → ПСЖ, 2017) — €222 млн; Мбаппе (ПСЖ → Реал, 2024) — ~€180–200 млн; Погба (Ювентус → МЮ, 2016) — €105 млн; Бэйл (Реал → Тоттенхэм, обратно, 2013) — €101 млн. Причины инфляции: рост ТВ-доходов клубов, финансовое ускорение закрытых рынков, конкуренция клубов за ограниченное число топ-игроков.</w:t>
       </w:r>
     </w:p>
     <w:p>
@@ -1122,28 +1261,15 @@
     </w:p>
     <w:p>
       <w:r>
-        <w:t>РОЛЬ В ЭКОНОМИКЕ СПОРТА:</w:t>
-        <w:br/>
-        <w:t>1. Формирование стоимости игрока как актива (transfer market): самый дорогой трансфер — Килиан Мбаппе (ПСЖ → Реал Мадрид, 2024, ≈€180–200 млн по расчётной стоимости).</w:t>
-        <w:br/>
-        <w:t>2. Перераспределение талантов между клубами и лигами;</w:t>
-        <w:br/>
-        <w:t>3. Источник дохода для малых клубов (академии «производят» игроков и продают в топ-лиги);</w:t>
-        <w:br/>
-        <w:t>4. Механизм конкурентного дисбаланса (богатые клубы покупают лучших игроков).</w:t>
-      </w:r>
-    </w:p>
-    <w:p>
-      <w:r>
         <w:t>ОСНОВНЫЕ ОТЛИЧИЯ ОТ ОБЫЧНОГО РЫНКА ТРУДА:</w:t>
         <w:br/>
-        <w:t>1. Компенсация за «увольнение» перемещения: в трудовом праве работник уходит — работодатель не получает ничего; в спорте — клуб получает трансферную сумму.</w:t>
+        <w:t>1. Компенсация при переходе: в трудовом праве работник уходит — работодатель не получает ничего; в спорте — клуб получает трансферную сумму.</w:t>
         <w:br/>
-        <w:t>2. Трансферные окна: смена клуба только в строго определённые периоды.</w:t>
+        <w:t>2. Трансферные окна: смена клуба только в строго определённые периоды (зима/лето).</w:t>
         <w:br/>
-        <w:t>3. Контракт «привязан» к игроку физически: невозможно продать «часть» игрока.</w:t>
+        <w:t>3. Актив в балансе: стоимость игрока отражается как нематериальный актив, амортизируется в течение срока контракта.</w:t>
         <w:br/>
-        <w:t>4. Оценка актива: стоимость игрока (по Transfermarkt, WhoScored) определяется рынком, а не бухгалтерской балансовой стоимостью.</w:t>
+        <w:t>4. Оценка актива рынком: стоимость игрока (по Transfermarkt) определяется рыночным консенсусом, а не бухгалтерской балансовой стоимостью.</w:t>
         <w:br/>
         <w:t>5. Глобальный рынок без визовых/дипломных ограничений: в пределах разрешений FIFA/УЕФА.</w:t>
       </w:r>
@@ -1174,7 +1300,67 @@
     </w:p>
     <w:p>
       <w:r>
-        <w:t>СПОРТИВНАЯ АНАЛИТИКА (Sports Analytics) — это систематическое применение математических, статистических и компьютерных методов к сбору, обработке и анализу данных в спорте с целью принятия более обоснованных решений: в комплектовании состава, тактике, работе с болельщиками и управлении клубом.</w:t>
+        <w:t>СПОРТИВНАЯ АНАЛИТИКА (Sports Analytics) — «наука о движущихся точках» (определение Яго Коласа, директора аналитики Philadelphia 76ers): спортивная аналитика изучает движение людей, объектов и их взаимодействие в условиях соревнования, превращая это в управленческие решения.</w:t>
+      </w:r>
+    </w:p>
+    <w:p>
+      <w:r>
+        <w:t>Более широкое определение: систематическое применение математических, статистических и компьютерных методов к сбору, обработке и анализу данных в спорте с целью принятия более обоснованных решений — в комплектовании состава, тактике, работе с болельщиками и управлении клубом.</w:t>
+      </w:r>
+    </w:p>
+    <w:p>
+      <w:r>
+        <w:t>ТРИ ЭЛЕМЕНТА СТРУКТУРЫ СПОРТИВНОЙ АНАЛИТИКИ:</w:t>
+        <w:br/>
+        <w:t>1. Управление данными (Data Management): сбор, хранение, очистка данных из всех источников (GPS-трекеры, видеосистемы, статистические операторы).</w:t>
+        <w:br/>
+        <w:t>2. Прогнозные модели (Predictive Models): ML-алгоритмы, статистические модели, которые превращают данные в прогнозы и рекомендации.</w:t>
+        <w:br/>
+        <w:t>3. Информационные системы (Information Systems): интерфейсы для тренеров, скаутов, менеджеров — дашборды, отчёты, алерты.</w:t>
+      </w:r>
+    </w:p>
+    <w:p>
+      <w:r>
+        <w:t>ИСТОРИЯ СТАНОВЛЕНИЯ:</w:t>
+        <w:br/>
+        <w:t>— 1980-е: саберметрика в бейсболе (Билл Джеймс) — первые попытки объективно измерить ценность игроков;</w:t>
+        <w:br/>
+        <w:t>— 2002: Moneyball (Oakland A's, Билли Бин) — аналитика как конкурентное преимущество;</w:t>
+        <w:br/>
+        <w:t>— 2000-е — 2010-е: распространение в футбол, баскетбол, хоккей; появление Opta, StatsBomb, Wyscout;</w:t>
+        <w:br/>
+        <w:t>— 2020-е: AI и machine learning в режиме реального времени; компьютерное зрение для автоматического трекинга.</w:t>
+      </w:r>
+    </w:p>
+    <w:p>
+      <w:r>
+        <w:t>ТЕХНОЛОГИИ В СПОРТИВНОЙ АНАЛИТИКЕ:</w:t>
+        <w:br/>
+        <w:t>— VAR (Video Assistant Referee): видеосистема помощи судьям в футболе. Экономический эффект: снижение ошибочных решений → повышение справедливости → доверие к продукту → стоимость прав.</w:t>
+        <w:br/>
+        <w:t>— Goal-Line Technology (GLT) / Hawk-Eye: оптическая система определения гола, теннисный трекинг. Точность: до 5 мм. Используется в АПЛ, ATP, крикете.</w:t>
+        <w:br/>
+        <w:t>— IoT-датчики: GPS-чипы в форме игроков (Catapult, STATSports) — трекинг перемещений, скорости, нагрузки в реальном времени.</w:t>
+        <w:br/>
+        <w:t>— AR в трансляциях: дополненная реальность для отображения данных на экране во время матча (скорость мяча, карта тепла, вероятности).</w:t>
+      </w:r>
+    </w:p>
+    <w:p>
+      <w:r>
+        <w:t>ИНСТРУМЕНТЫ АНАЛИТИКИ (примеры):</w:t>
+        <w:br/>
+        <w:t>— Catapult: носимые GPS-устройства для физического мониторинга игроков;</w:t>
+        <w:br/>
+        <w:t>— Keemotion / Hudl: автоматизированные системы видеозаписи и анализа;</w:t>
+        <w:br/>
+        <w:t>— Dartfish: анализ биомеханики и техники;</w:t>
+        <w:br/>
+        <w:t>— B-Sight: видеоаналитика для тактического разбора.</w:t>
+      </w:r>
+    </w:p>
+    <w:p>
+      <w:r>
+        <w:t>ОСНОВНЫЕ ЭЛЕМЕНТЫ СПОРТИВНОЙ АНАЛИТИКИ:</w:t>
       </w:r>
     </w:p>
     <w:p>
@@ -1238,42 +1424,42 @@
     </w:p>
     <w:p>
       <w:r>
-        <w:t>ИСТОРИЯ: В 2002 году генеральный менеджер бейсбольного клуба Oakland Athletics Билли Бин (Billy Beane) применил статистический подход (sabermetrics) для формирования конкурентной команды при одном из самых низких бюджетов в лиге MLB. Клуб смог конкурировать с богатейшими командами, выиграв 20 матчей подряд. Книга Майкла Льюиса «Moneyball» (2003) и фильм с Брэдом Питтом (2011) популяризировали подход.</w:t>
+        <w:t>ИСТОРИЯ: В 2002 году генеральный менеджер бейсбольного клуба Oakland Athletics Билли Бин (Billy Beane) применил статистический подход (sabermetrics — система объективного анализа бейсбола) для формирования конкурентной команды при одном из самых низких бюджетов в лиге MLB. Клуб смог конкурировать с богатейшими командами, выиграв 20 матчей подряд. Книга Майкла Льюиса «Moneyball» (2003) и фильм с Брэдом Питтом (2011) популяризировали подход.</w:t>
       </w:r>
     </w:p>
     <w:p>
       <w:r>
-        <w:t>ОБЫЧНАЯ МОДЕЛЬ СКАУТИНГА vs MONEYBALL:</w:t>
+        <w:t>ГЛАВНЫЙ ЭКОНОМИЧЕСКИЙ ВЫВОД: Moneyball — это не просто «спортивная статистика». Это доказательство того, что конкурентное преимущество создаётся не деньгами, а информацией. Команда с меньшим бюджетом может побеждать, если она лучше понимает данные, чем конкуренты. Это применимо не только в спорте: те же принципы используются в трейдинге (алгоритмические стратегии), венчурном бизнесе (поиск недооценённых стартапов) и HR-аналитике (подбор персонала по объективным метрикам).</w:t>
       </w:r>
     </w:p>
     <w:p>
       <w:r>
-        <w:t>Обычный скаутинг:</w:t>
-        <w:br/>
-        <w:t>- Субъективная оценка («у игрока хорошие данные, он мне нравится»);</w:t>
-        <w:br/>
-        <w:t>- Ориентация на внешние атрибуты (рост, скорость, «атлетизм»);</w:t>
-        <w:br/>
-        <w:t>- Дорогие известные имена;</w:t>
-        <w:br/>
-        <w:t>- Интуиция опытных скаутов;</w:t>
-        <w:br/>
-        <w:t>- Высокие зарплатные расходы.</w:t>
+        <w:t>ОБЫЧНАЯ МОДЕЛЬ СКАУТИНГА vs MONEYBALL — СРАВНИТЕЛЬНАЯ ТАБЛИЦА:</w:t>
       </w:r>
     </w:p>
     <w:p>
       <w:r>
-        <w:t>Moneyball-подход:</w:t>
+        <w:t>Критерий | Традиционный скаутинг | Moneyball-подход</w:t>
         <w:br/>
-        <w:t>- Объективные статистические показатели (on-base percentage, win shares);</w:t>
+        <w:t>Основа оценки | Субъективная («глаз» скаута) | Объективная статистика</w:t>
         <w:br/>
-        <w:t>- Поиск «недооценённых» метрик, которые рынок не учитывает;</w:t>
+        <w:t>Ключевые метрики | Рост, скорость, внешний вид, «атлетизм» | On-base percentage, win shares, реальный вклад в победы</w:t>
         <w:br/>
-        <w:t>- Покупка дешёвых игроков с высокими «правильными» показателями;</w:t>
+        <w:t>Стоимость игрока | Платят за имя и репутацию | Платят за реальный вклад (data-driven)</w:t>
         <w:br/>
-        <w:t>- Алгоритмы и Big Data вместо интуиции;</w:t>
+        <w:t>Принцип поиска | «Нужен звёздный игрок» | Ищем market inefficiency — недооценённые рынком навыки</w:t>
         <w:br/>
-        <w:t>- Максимизация ценности при минимальных затратах.</w:t>
+        <w:t>Горизонт | Краткосрочный | Долгосрочный (оптимальный ROI)</w:t>
+        <w:br/>
+        <w:t>Источник данных | Отчёты скаутов, видео, впечатления | Базы данных, алгоритмы, машинное обучение</w:t>
+        <w:br/>
+        <w:t>Ошибки | Системные предубеждения (bias) | Минимизация субъективности</w:t>
+        <w:br/>
+        <w:t>Стоимость | Высокие зарплаты «звёзд» | Максимизация ценности при минимальных затратах</w:t>
+        <w:br/>
+        <w:t>Реакция рынка | Медленная адаптация к новым метрикам | Постоянный поиск новых «неэффективностей»</w:t>
+        <w:br/>
+        <w:t>Применимость | Ограничена бюджетом | Масштабируется при любом бюджете</w:t>
       </w:r>
     </w:p>
     <w:p>
@@ -1298,6 +1484,8 @@
         <w:t>- Распространение в футбол (Liverpool FC — Jürgen Klopp + Ian Graham, директор аналитики): купили Мо Салаха за £34 млн (2017), Вирджила ван Дейка за £75 млн (2018), выиграли Лигу чемпионов 2019 и АПЛ 2020;</w:t>
         <w:br/>
         <w:t>- Экономия: за счёт аналитики можно найти игроков с трансферной стоимостью €5–10 млн, дающих эффект как игроки за €30–50 млн;</w:t>
+        <w:br/>
+        <w:t>- Применение вне спорта: трейдинговые алгоритмы (Renaissance Technologies), венчурный отбор стартапов (Y Combinator), HR-аналитика в крупных корпорациях (Google, Amazon);</w:t>
         <w:br/>
         <w:t>- Глобальное распространение: к 2025 г. у всех топ-клубов АПЛ есть собственные отделы аналитики; в РПЛ — Зенит, ЦСКА начали активно использовать data-driven подход;</w:t>
         <w:br/>

--- a/Экономика_спорта_ответы_к_зачету.docx
+++ b/Экономика_спорта_ответы_к_зачету.docx
@@ -48,6 +48,11 @@
     <w:p>
       <w:r>
         <w:t>В макроэкономике коопетиция описывается также как «конкурентное сотрудничество», «конкурентное сосуществование», «кластерное взаимодействие». Ключевая суть: объединение усилий для увеличения общей ценности при одновременной борьбе за долю этой ценности.</w:t>
+      </w:r>
+    </w:p>
+    <w:p>
+      <w:r>
+        <w:t>Принцип, вытекающий из коопетиции: лига заинтересована в конкурентном балансе, а не в том, чтобы один клуб всегда побеждал. Главная цель любой лиги — максимизация ценности всего чемпионата, а не прибыли отдельного клуба. Именно поэтому механизмы выравнивания (salary cap, драфт, перераспределение ТВ-доходов) — это не антирыночные ограничения, а необходимое условие существования самого рынка.</w:t>
       </w:r>
     </w:p>
     <w:p>
@@ -179,6 +184,29 @@
       </w:pPr>
       <w:r>
         <w:t>Ответ:</w:t>
+      </w:r>
+    </w:p>
+    <w:p>
+      <w:r>
+        <w:t>ОПРЕДЕЛЕНИЕ СПОРТИВНОЙ ЛИГИ: Спортивная лига — это институциональная форма организации соревнований, объединяющая клубы или команды для регулярного проведения матчей по установленным правилам, с целью создания и продажи спортивного продукта. Лига продаёт не матчи, а: внимание аудитории, неопределённость результата, регулярный контент (сезон), эмоции и идентичность. Матч сам по себе не продукт — продукт = система соревнований. Главная цель любой лиги — максимизация ценности всего чемпионата, а не прибыли отдельного клуба. Именно поэтому лига заинтересована в конкурентной среде, а не в том, чтобы один клуб доминировал.</w:t>
+      </w:r>
+    </w:p>
+    <w:p>
+      <w:r>
+        <w:t>4 ФУНКЦИИ ЛИГИ (по Лекции 3):</w:t>
+        <w:br/>
+        <w:t>1. Координация — единое расписание, регламент, судейство, трансферные окна;</w:t>
+        <w:br/>
+        <w:t>2. Создание продукта — производство соревновательного контента (сезон = продукт);</w:t>
+        <w:br/>
+        <w:t>3. Обеспечение конкурентного баланса — механизмы выравнивания сил (salary cap, драфт, распределение доходов);</w:t>
+        <w:br/>
+        <w:t>4. Коммерциализация — централизованная продажа медиаправ, спонсорских пакетов, управление брендом лиги.</w:t>
+      </w:r>
+    </w:p>
+    <w:p>
+      <w:r>
+        <w:t>Конкурентный баланс — это примерное равенство сил участников, обеспечивающее неопределённость исхода. Без него зрительский интерес падает. Резюме: лига — координационный механизм; доход — монетизация внимания; баланс важнее доминирования.</w:t>
       </w:r>
     </w:p>
     <w:p>
@@ -437,6 +465,11 @@
     <w:p>
       <w:r>
         <w:t>Особенности РПЛ: основной доход — ТВ-права и спонсорство. Доходы от matchday в России значительно ниже, чем в европейских лигах (меньше VIP-зон, слабая активация спонсоров, Fan ID снизил посещаемость). Государство и госкорпорации дотируют большинство клубов.</w:t>
+      </w:r>
+    </w:p>
+    <w:p>
+      <w:r>
+        <w:t>ВАЖНЫЙ ПРИНЦИП: ЗАПОЛНЯЕМОСТЬ СТАДИОНА ≠ ПРИБЫЛЬ. Высокая посещаемость не означает высокий доход, если стоимость билетов низкая или операционные расходы на организацию матча высоки. Пример: в Европе VIP-ложи и премиальный hospitality дают больший вклад в matchday-выручку, чем массовые билеты по низкой цене. В России — противоположная ситуация: Fan ID (система идентификации болельщиков) значительно снизил посещаемость в РПЛ, особенно в 2022–2024 гг. Снижение посещаемости в России не компенсировалось ростом цены билета — в итоге matchday-доходы упали.</w:t>
       </w:r>
     </w:p>
     <w:p>

--- a/Экономика_спорта_ответы_к_зачету.docx
+++ b/Экономика_спорта_ответы_к_зачету.docx
@@ -355,6 +355,11 @@
     </w:p>
     <w:p>
       <w:r>
+        <w:t>ЭКОНОМИКА ВПЕЧАТЛЕНИЙ В СПОРТЕ: В XXI веке спорт перестал быть просто формой досуга — это полноценная отрасль глобальной экономики. Профессиональный спорт функционирует как рынок с монополистической конкуренцией, где главный товар — эмоции и уникальный пользовательский опыт. Монополистическая конкуренция — тип рыночной структуры, где много продавцов предлагают похожие, но не идентичные (дифференцированные) товары. Каждый клуб обладает «монополией» на свой бренд и свою болельщицкую идентичность, но конкурирует с другими развлечениями за время и деньги аудитории. Экономика впечатлений — концепция, в которой главной ценностью становятся эмоции, ощущения и уникальный опыт, а не просто физические товары или услуги. Клуб продаёт не «матч», а переживание, причастность, идентичность.</w:t>
+      </w:r>
+    </w:p>
+    <w:p>
+      <w:r>
         <w:t>Спрос в экономике спорта обладает рядом уникальных характеристик, отличающих его от спроса на обычные потребительские товары.</w:t>
       </w:r>
     </w:p>
@@ -464,12 +469,17 @@
     </w:p>
     <w:p>
       <w:r>
+        <w:t>АКТУАЛЬНЫЕ ДАННЫЕ ПО МЕДИАПРАВАМ 2026 (мировой рынок): Глобальный рынок медиаправ вырастет с $58 млрд (2025) до более $66 млрд (2026). Топ-5 самых дорогих прав: NFL — $110+ млрд за 11 лет (~$10 млрд/сезон); NBA — $76 млрд за 11 лет (~$6.9 млрд/сезон, с Disney/ESPN, NBC, Amazon); UEFA Champions League — €5+ млрд/год с 2027 г.; Олимпийские игры — $7.65 млрд за 12 лет (NBCUniversal, США); FIFA ЧМ-2026 — $4.264 млрд от ТВ-прав. Стриминговые платформы в 2026 г. потратили $14.2 млрд на спортивные права (+7% к 2025 г.). Контракт РПЛ с «Матч ТВ» на 2026–2030 гг. — 28.5 млрд руб. (~$92 млн/год) — в сотни раз меньше мировых лидеров.</w:t>
+      </w:r>
+    </w:p>
+    <w:p>
+      <w:r>
         <w:t>Особенности РПЛ: основной доход — ТВ-права и спонсорство. Доходы от matchday в России значительно ниже, чем в европейских лигах (меньше VIP-зон, слабая активация спонсоров, Fan ID снизил посещаемость). Государство и госкорпорации дотируют большинство клубов.</w:t>
       </w:r>
     </w:p>
     <w:p>
       <w:r>
-        <w:t>ВАЖНЫЙ ПРИНЦИП: ЗАПОЛНЯЕМОСТЬ СТАДИОНА ≠ ПРИБЫЛЬ. Высокая посещаемость не означает высокий доход, если стоимость билетов низкая или операционные расходы на организацию матча высоки. Пример: в Европе VIP-ложи и премиальный hospitality дают больший вклад в matchday-выручку, чем массовые билеты по низкой цене. В России — противоположная ситуация: Fan ID (система идентификации болельщиков) значительно снизил посещаемость в РПЛ, особенно в 2022–2024 гг. Снижение посещаемости в России не компенсировалось ростом цены билета — в итоге matchday-доходы упали.</w:t>
+        <w:t>ВАЖНЫЙ ПРИНЦИП: ЗАПОЛНЯЕМОСТЬ СТАДИОНА ≠ ПРИБЫЛЬ. Высокая посещаемость не означает высокий доход, если стоимость билетов низкая или операционные расходы на организацию матча высоки. Пример: в Европе VIP-ложи и премиальный hospitality дают больший вклад в matchday-выручку, чем массовые билеты по низкой цене. В России — противоположная ситуация: Fan ID (система идентификации болельщиков) значительно снизил посещаемость в РПЛ, особенно в 2022–2024 гг. По данным 2026 года: средняя посещаемость при Fan ID — менее 40% от общей вместимости. Снижение посещаемости не компенсировалось ростом цены билета — в итоге matchday-доходы упали. Средняя цена билета на матч РПЛ в 2025/2026 — 600–800 рублей (в 100 раз дешевле Суперкубка США). Наследие ЧМ-2018: стадионы с избыточной вместимостью (45 000+) создают высокие операционные расходы при низкой заполняемости в регионах — экономика стадиона убыточна без государственных дотаций.</w:t>
       </w:r>
     </w:p>
     <w:p>
@@ -512,6 +522,11 @@
     <w:p>
       <w:r>
         <w:t>Парадокс спорта: лиги функционируют как картели (согласованные действия участников), но это легально — потому что без картелизации (единого расписания, стандартов) спортивный продукт не существует. Именно поэтому спорт часто освобождён от антимонопольного регулирования (исключение из антитрестовского закона для NFL в США).</w:t>
+      </w:r>
+    </w:p>
+    <w:p>
+      <w:r>
+        <w:t>МОНОПСОНИЯ в спорте — особый случай рыночной структуры, где один покупатель диктует условия множеству продавцов. В России на рынке медиаправ сложилась монопсония с государственным участием: основные покупатели — «Матч ТВ» (входит в «Газпром-Медиа Холдинг») и «Okko Спорт» (структура Сбербанка). Рыночная конкуренция ограничена, стоимость прав кратно ниже мировых аналогов ($92 млн/год для РПЛ vs $2 млрд/год для АПЛ). Это контрастирует с глобальным рынком, где права продаются на тендерах с участием Big Tech (Amazon, Apple, Netflix), что разгоняет цены до рекордных значений.</w:t>
       </w:r>
     </w:p>
     <w:p>
@@ -826,6 +841,16 @@
     </w:p>
     <w:p>
       <w:r>
+        <w:t>ЦЕНОВАЯ ДИСКРИМИНАЦИЯ ТРЕТЬЕЙ СТЕПЕНИ: Клубы применяют ценовую дискриминацию третьей степени — один и тот же товар (билет) продаётся разным группам потребителей по разным ценам на основании эластичности спроса. Продавец делит покупателей на сегменты (возраст, доход, локация) и устанавливает более высокую цену для неэластичного спроса (VIP, финалы) и низкую — для высокоэластичного (студенты, регионы). AI-алгоритмы корректируют цены в реальном времени (Revenue Management).</w:t>
+      </w:r>
+    </w:p>
+    <w:p>
+      <w:r>
+        <w:t>VEBLEN GOOD (статусное благо) в билетной индустрии: на отдельные события чем дороже — тем выше спрос у определённого сегмента. Пример: средняя цена билета на Супербоул-2026 достигала $8 600, на вторичном рынке — свыше $20 000. VIP-пакеты приносят 40% билетной выручки при занимающих лишь 5% мест.</w:t>
+      </w:r>
+    </w:p>
+    <w:p>
+      <w:r>
         <w:t>ДИНАМИЧЕСКОЕ ЦЕНООБРАЗОВАНИЕ (Dynamic Pricing):</w:t>
         <w:br/>
         <w:t>Это система ценообразования, при которой стоимость билета меняется в реальном времени в зависимости от спроса, времени до события, доступности мест и других факторов — по аналогии с авиабилетами и гостиницами.</w:t>
@@ -916,6 +941,28 @@
     <w:p>
       <w:r>
         <w:t>7. ТРЕБОВАНИЕ АУТЕНТИЧНОСТИ И СОЦИАЛЬНОЙ ОТВЕТСТВЕННОСТИ: Болельщики хотят знать позицию клуба по ESG-вопросам. Влияние: клубы инвестируют в социальные программы; скандалы вокруг спонсоров с негативной репутацией.</w:t>
+      </w:r>
+    </w:p>
+    <w:p>
+      <w:r>
+        <w:t>ПОРТРЕТ АУДИТОРИИ 2026 (данные из лекционных материалов МГУ):</w:t>
+        <w:br/>
+        <w:t>Мировая аудитория: 76% фанатов — Millennials и Gen Z; 34% имеют доход $100K+ в год; 67% футбольных фанатов считают бренды-спонсоры более привлекательными (vs 54% обычных потребителей); доля женщин — 44% (рост с 40% в 2022 г.). Millennials: 49% смотрят спорт ежедневно, 85% — преданные фанаты, лидируют по числу платных подписок. Gen Z: лояльность к спортсменам, а не к клубам; потребляют хайлайты (Reels, Shorts) вместо полного матча.</w:t>
+      </w:r>
+    </w:p>
+    <w:p>
+      <w:r>
+        <w:t>Российский болельщик vs мировой (2026):</w:t>
+        <w:br/>
+        <w:t>— Доход $100K+: мир — 34%, Россия — &lt;5%;</w:t>
+        <w:br/>
+        <w:t>— Готовность платить за спорт: мир — 67%, Россия — 35%;</w:t>
+        <w:br/>
+        <w:t>— Основной канал: мир — стриминг 65%, Россия — ТВ, YouTube, VK;</w:t>
+        <w:br/>
+        <w:t>— 62% российских зрителей предпочтут бесплатное ТВ даже при худшем качестве;</w:t>
+        <w:br/>
+        <w:t>— Региональная дифференциация: Москва/СПб — платёжеспособный спрос в 3–4 раза выше, чем в среднем по стране.</w:t>
       </w:r>
     </w:p>
     <w:p>
